--- a/aura-documents/output/word/06-hr-templates/04-employee-handbook.docx
+++ b/aura-documents/output/word/06-hr-templates/04-employee-handbook.docx
@@ -30,7 +30,7 @@
           <w:color w:val="7A6753"/>
           <w:sz w:val="16"/>
         </w:rPr>
-        <w:t xml:space="preserve">Document No. AUR-HR-04 · Version 0.1 (Draft) · Owner: General Manager · Effective: </w:t>
+        <w:t xml:space="preserve">Document No. AUR-HR-04 · Version 0.2 (Draft) · Owner: General Manager · Effective: </w:t>
       </w:r>
       <w:r>
         <w:rPr>
@@ -149,7 +149,7 @@
           <w:color w:val="4A3A2C"/>
           <w:sz w:val="20"/>
         </w:rPr>
-        <w:t>You are not joining a reception desk or a machine room. You are joining a team of Hosts who meet every guest as a whole person. My hope is that everyone who walks through our doors feels cared for, supported and inspired to become the best version of themselves. That begins with how we care for each other.</w:t>
+        <w:t>You are not joining a reception desk or a machine room. You are joining a team of Hosts and Healers who meet every guest as a whole person. My hope is that everyone who walks through our doors feels cared for, supported and inspired to become the best version of themselves. That begins with how we care for each other.</w:t>
       </w:r>
     </w:p>
     <w:p>
@@ -278,7 +278,7 @@
           <w:color w:val="4A3A2C"/>
           <w:sz w:val="20"/>
         </w:rPr>
-        <w:t>. We offer 11 modalities:</w:t>
+        <w:t>. At launch we offer these sessions, and every guest's first visit starts with a Healer consultation:</w:t>
       </w:r>
     </w:p>
     <w:tbl>
@@ -425,7 +425,27 @@
                 <w:color w:val="4A3A2C"/>
                 <w:sz w:val="17"/>
               </w:rPr>
-              <w:t>IV Nutrient Therapy (45–60 min, clinician-administered)</w:t>
+              <w:t xml:space="preserve">Healer consultation (first visit, </w:t>
+            </w:r>
+            <w:r>
+              <w:rPr>
+                <w:rFonts w:ascii="Jost" w:hAnsi="Jost" w:cs="Jost" w:eastAsia="Jost"/>
+                <w:b w:val="0"/>
+                <w:i w:val="0"/>
+                <w:color w:val="A6754C"/>
+                <w:sz w:val="17"/>
+              </w:rPr>
+              <w:t>[30–45 min proposed]</w:t>
+            </w:r>
+            <w:r>
+              <w:rPr>
+                <w:rFonts w:ascii="Jost" w:hAnsi="Jost" w:cs="Jost" w:eastAsia="Jost"/>
+                <w:b w:val="0"/>
+                <w:i w:val="0"/>
+                <w:color w:val="4A3A2C"/>
+                <w:sz w:val="17"/>
+              </w:rPr>
+              <w:t>)</w:t>
             </w:r>
           </w:p>
         </w:tc>
@@ -448,7 +468,7 @@
                 <w:color w:val="4A3A2C"/>
                 <w:sz w:val="17"/>
               </w:rPr>
-              <w:t>Float &amp; Sensory Reset (60 min)</w:t>
+              <w:t>Dry Float Bed (30 min)</w:t>
             </w:r>
           </w:p>
         </w:tc>
@@ -482,6 +502,36 @@
             <w:pPr>
               <w:spacing w:before="40" w:after="40" w:line="276" w:lineRule="auto"/>
             </w:pPr>
+            <w:r>
+              <w:rPr>
+                <w:rFonts w:ascii="Jost" w:hAnsi="Jost" w:cs="Jost" w:eastAsia="Jost"/>
+                <w:b w:val="0"/>
+                <w:i w:val="0"/>
+                <w:color w:val="4A3A2C"/>
+                <w:sz w:val="17"/>
+              </w:rPr>
+              <w:t>Sound Healing (</w:t>
+            </w:r>
+            <w:r>
+              <w:rPr>
+                <w:rFonts w:ascii="Jost" w:hAnsi="Jost" w:cs="Jost" w:eastAsia="Jost"/>
+                <w:b w:val="0"/>
+                <w:i w:val="0"/>
+                <w:color w:val="A6754C"/>
+                <w:sz w:val="17"/>
+              </w:rPr>
+              <w:t>[__]</w:t>
+            </w:r>
+            <w:r>
+              <w:rPr>
+                <w:rFonts w:ascii="Jost" w:hAnsi="Jost" w:cs="Jost" w:eastAsia="Jost"/>
+                <w:b w:val="0"/>
+                <w:i w:val="0"/>
+                <w:color w:val="4A3A2C"/>
+                <w:sz w:val="17"/>
+              </w:rPr>
+              <w:t xml:space="preserve"> min)</w:t>
+            </w:r>
           </w:p>
         </w:tc>
       </w:tr>
@@ -502,7 +552,7 @@
                 <w:color w:val="4A3A2C"/>
                 <w:sz w:val="17"/>
               </w:rPr>
-              <w:t>Dry Float Bed (30 min)</w:t>
+              <w:t>Salt Cabin (30 min)</w:t>
             </w:r>
           </w:p>
         </w:tc>
@@ -555,7 +605,7 @@
                 <w:color w:val="4A3A2C"/>
                 <w:sz w:val="17"/>
               </w:rPr>
-              <w:t>Salt Cabin (30 min)</w:t>
+              <w:t>Cold Plunge (2–5 min)</w:t>
             </w:r>
           </w:p>
         </w:tc>
@@ -609,7 +659,7 @@
                 <w:color w:val="4A3A2C"/>
                 <w:sz w:val="17"/>
               </w:rPr>
-              <w:t>Cold Plunge (2–5 min)</w:t>
+              <w:t>Guided Breathwork (45 min)</w:t>
             </w:r>
           </w:p>
         </w:tc>
@@ -626,51 +676,6 @@
         <w:tc>
           <w:tcPr>
             <w:tcW w:type="dxa" w:w="3137"/>
-          </w:tcPr>
-          <w:p>
-            <w:pPr>
-              <w:spacing w:before="40" w:after="40" w:line="276" w:lineRule="auto"/>
-            </w:pPr>
-          </w:p>
-        </w:tc>
-      </w:tr>
-      <w:tr>
-        <w:tc>
-          <w:tcPr>
-            <w:tcW w:type="dxa" w:w="3137"/>
-            <w:shd w:val="clear" w:color="auto" w:fill="FBF5EE"/>
-          </w:tcPr>
-          <w:p>
-            <w:pPr>
-              <w:spacing w:before="40" w:after="40" w:line="276" w:lineRule="auto"/>
-            </w:pPr>
-            <w:r>
-              <w:rPr>
-                <w:rFonts w:ascii="Jost" w:hAnsi="Jost" w:cs="Jost" w:eastAsia="Jost"/>
-                <w:b w:val="0"/>
-                <w:i w:val="0"/>
-                <w:color w:val="4A3A2C"/>
-                <w:sz w:val="17"/>
-              </w:rPr>
-              <w:t>Guided Breathwork (45 min)</w:t>
-            </w:r>
-          </w:p>
-        </w:tc>
-        <w:tc>
-          <w:tcPr>
-            <w:tcW w:type="dxa" w:w="3137"/>
-            <w:shd w:val="clear" w:color="auto" w:fill="FBF5EE"/>
-          </w:tcPr>
-          <w:p>
-            <w:pPr>
-              <w:spacing w:before="40" w:after="40" w:line="276" w:lineRule="auto"/>
-            </w:pPr>
-          </w:p>
-        </w:tc>
-        <w:tc>
-          <w:tcPr>
-            <w:tcW w:type="dxa" w:w="3137"/>
-            <w:shd w:val="clear" w:color="auto" w:fill="FBF5EE"/>
           </w:tcPr>
           <w:p>
             <w:pPr>
@@ -697,7 +702,42 @@
           <w:color w:val="4A3A2C"/>
           <w:sz w:val="20"/>
         </w:rPr>
-        <w:t>Our modalities are wellness services designed to support how guests feel and function. They are not a substitute for medical care. IV therapy is administered by licensed clinicians, subject to DHA requirements, and we always flag anything that warrants a conversation with a guest's doctor.</w:t>
+        <w:t xml:space="preserve">Our modalities are wellness services designed to support how guests feel and function. They are not a substitute for medical care. No medical treatments are offered at launch: IV Nutrient Therapy may come in future, subject to DHA licensing. Hyperbaric oxygen is a non-medical wellness session </w:t>
+      </w:r>
+      <w:r>
+        <w:rPr>
+          <w:rFonts w:ascii="Jost" w:hAnsi="Jost" w:cs="Jost" w:eastAsia="Jost"/>
+          <w:b w:val="0"/>
+          <w:i w:val="0"/>
+          <w:color w:val="A6754C"/>
+          <w:sz w:val="20"/>
+        </w:rPr>
+        <w:t>[confirm licensing requirements for hyperbaric with DHA / licensing authority]</w:t>
+      </w:r>
+      <w:r>
+        <w:rPr>
+          <w:rFonts w:ascii="Jost" w:hAnsi="Jost" w:cs="Jost" w:eastAsia="Jost"/>
+          <w:b w:val="0"/>
+          <w:i w:val="0"/>
+          <w:color w:val="4A3A2C"/>
+          <w:sz w:val="20"/>
+        </w:rPr>
+        <w:t>. We always flag anything that warrants a conversation with a guest's doctor. Hosts suggest combinations of modalities, guided by the Healer's personalised package.</w:t>
+      </w:r>
+    </w:p>
+    <w:p>
+      <w:pPr>
+        <w:spacing w:before="0" w:after="120" w:line="312" w:lineRule="auto"/>
+      </w:pPr>
+      <w:r>
+        <w:rPr>
+          <w:rFonts w:ascii="Jost" w:hAnsi="Jost" w:cs="Jost" w:eastAsia="Jost"/>
+          <w:b w:val="0"/>
+          <w:i w:val="0"/>
+          <w:color w:val="4A3A2C"/>
+          <w:sz w:val="20"/>
+        </w:rPr>
+        <w:t>We are open 7 days a week, 9:00am–9:00pm, with 2 Hosts on each shift. Guests book online and on WhatsApp, and most new guests reach us through our paid ad campaigns, so a fast, warm reply matters.</w:t>
       </w:r>
     </w:p>
     <w:p>
@@ -1193,7 +1233,7 @@
           <w:color w:val="4A3A2C"/>
           <w:sz w:val="20"/>
         </w:rPr>
-        <w:t xml:space="preserve"> Check how they feel, offer water, and suggest the next step without pressure.</w:t>
+        <w:t xml:space="preserve"> Check how they feel, offer a refreshment, and suggest the next step without pressure.</w:t>
       </w:r>
     </w:p>
     <w:p>
@@ -1534,7 +1574,7 @@
                 <w:color w:val="4A3A2C"/>
                 <w:sz w:val="17"/>
               </w:rPr>
-              <w:t>Check-in, bookings, robes, towels and slippers</w:t>
+              <w:t>Check-in, bookings, payments (Apple Pay, card, cash), retail, robes, Aura-branded towels, clothing and slippers</w:t>
             </w:r>
           </w:p>
         </w:tc>
@@ -1554,7 +1594,7 @@
                 <w:color w:val="4A3A2C"/>
                 <w:sz w:val="17"/>
               </w:rPr>
-              <w:t>Guest Relations Executive</w:t>
+              <w:t>Host on duty</w:t>
             </w:r>
           </w:p>
         </w:tc>
@@ -1598,7 +1638,7 @@
                 <w:color w:val="4A3A2C"/>
                 <w:sz w:val="17"/>
               </w:rPr>
-              <w:t>Breathing ritual, consultation, post-session rest</w:t>
+              <w:t>Breathing ritual, refreshments, post-session rest</w:t>
             </w:r>
           </w:p>
         </w:tc>
@@ -1641,7 +1681,7 @@
                 <w:color w:val="4A3A2C"/>
                 <w:sz w:val="17"/>
               </w:rPr>
-              <w:t>Cold zone</w:t>
+              <w:t>Healer room</w:t>
             </w:r>
           </w:p>
         </w:tc>
@@ -1661,7 +1701,134 @@
                 <w:color w:val="4A3A2C"/>
                 <w:sz w:val="17"/>
               </w:rPr>
+              <w:t>First-visit Healer consultation and programme reviews</w:t>
+            </w:r>
+          </w:p>
+        </w:tc>
+        <w:tc>
+          <w:tcPr>
+            <w:tcW w:type="dxa" w:w="3137"/>
+          </w:tcPr>
+          <w:p>
+            <w:pPr>
+              <w:spacing w:before="40" w:after="40" w:line="276" w:lineRule="auto"/>
+            </w:pPr>
+            <w:r>
+              <w:rPr>
+                <w:rFonts w:ascii="Jost" w:hAnsi="Jost" w:cs="Jost" w:eastAsia="Jost"/>
+                <w:b w:val="0"/>
+                <w:i w:val="0"/>
+                <w:color w:val="4A3A2C"/>
+                <w:sz w:val="17"/>
+              </w:rPr>
+              <w:t>Healer</w:t>
+            </w:r>
+          </w:p>
+        </w:tc>
+      </w:tr>
+      <w:tr>
+        <w:tc>
+          <w:tcPr>
+            <w:tcW w:type="dxa" w:w="3137"/>
+            <w:shd w:val="clear" w:color="auto" w:fill="FBF5EE"/>
+          </w:tcPr>
+          <w:p>
+            <w:pPr>
+              <w:spacing w:before="40" w:after="40" w:line="276" w:lineRule="auto"/>
+            </w:pPr>
+            <w:r>
+              <w:rPr>
+                <w:rFonts w:ascii="Jost" w:hAnsi="Jost" w:cs="Jost" w:eastAsia="Jost"/>
+                <w:b w:val="0"/>
+                <w:i w:val="0"/>
+                <w:color w:val="4A3A2C"/>
+                <w:sz w:val="17"/>
+              </w:rPr>
+              <w:t>Cold zone</w:t>
+            </w:r>
+          </w:p>
+        </w:tc>
+        <w:tc>
+          <w:tcPr>
+            <w:tcW w:type="dxa" w:w="3137"/>
+            <w:shd w:val="clear" w:color="auto" w:fill="FBF5EE"/>
+          </w:tcPr>
+          <w:p>
+            <w:pPr>
+              <w:spacing w:before="40" w:after="40" w:line="276" w:lineRule="auto"/>
+            </w:pPr>
+            <w:r>
+              <w:rPr>
+                <w:rFonts w:ascii="Jost" w:hAnsi="Jost" w:cs="Jost" w:eastAsia="Jost"/>
+                <w:b w:val="0"/>
+                <w:i w:val="0"/>
+                <w:color w:val="4A3A2C"/>
+                <w:sz w:val="17"/>
+              </w:rPr>
               <w:t>Cryotherapy (E-CRYO PRO), Cold Plunge</w:t>
+            </w:r>
+          </w:p>
+        </w:tc>
+        <w:tc>
+          <w:tcPr>
+            <w:tcW w:type="dxa" w:w="3137"/>
+            <w:shd w:val="clear" w:color="auto" w:fill="FBF5EE"/>
+          </w:tcPr>
+          <w:p>
+            <w:pPr>
+              <w:spacing w:before="40" w:after="40" w:line="276" w:lineRule="auto"/>
+            </w:pPr>
+            <w:r>
+              <w:rPr>
+                <w:rFonts w:ascii="Jost" w:hAnsi="Jost" w:cs="Jost" w:eastAsia="Jost"/>
+                <w:b w:val="0"/>
+                <w:i w:val="0"/>
+                <w:color w:val="4A3A2C"/>
+                <w:sz w:val="17"/>
+              </w:rPr>
+              <w:t>Host on duty</w:t>
+            </w:r>
+          </w:p>
+        </w:tc>
+      </w:tr>
+      <w:tr>
+        <w:tc>
+          <w:tcPr>
+            <w:tcW w:type="dxa" w:w="3137"/>
+          </w:tcPr>
+          <w:p>
+            <w:pPr>
+              <w:spacing w:before="40" w:after="40" w:line="276" w:lineRule="auto"/>
+            </w:pPr>
+            <w:r>
+              <w:rPr>
+                <w:rFonts w:ascii="Jost" w:hAnsi="Jost" w:cs="Jost" w:eastAsia="Jost"/>
+                <w:b w:val="0"/>
+                <w:i w:val="0"/>
+                <w:color w:val="4A3A2C"/>
+                <w:sz w:val="17"/>
+              </w:rPr>
+              <w:t>Light and heat</w:t>
+            </w:r>
+          </w:p>
+        </w:tc>
+        <w:tc>
+          <w:tcPr>
+            <w:tcW w:type="dxa" w:w="3137"/>
+          </w:tcPr>
+          <w:p>
+            <w:pPr>
+              <w:spacing w:before="40" w:after="40" w:line="276" w:lineRule="auto"/>
+            </w:pPr>
+            <w:r>
+              <w:rPr>
+                <w:rFonts w:ascii="Jost" w:hAnsi="Jost" w:cs="Jost" w:eastAsia="Jost"/>
+                <w:b w:val="0"/>
+                <w:i w:val="0"/>
+                <w:color w:val="4A3A2C"/>
+                <w:sz w:val="17"/>
+              </w:rPr>
+              <w:t>Red-Light Bed, Infrared Sauna</w:t>
             </w:r>
           </w:p>
         </w:tc>
@@ -1704,7 +1871,7 @@
                 <w:color w:val="4A3A2C"/>
                 <w:sz w:val="17"/>
               </w:rPr>
-              <w:t>Light and heat</w:t>
+              <w:t>Rest zone</w:t>
             </w:r>
           </w:p>
         </w:tc>
@@ -1725,7 +1892,7 @@
                 <w:color w:val="4A3A2C"/>
                 <w:sz w:val="17"/>
               </w:rPr>
-              <w:t>Red-Light Bed, Infrared Sauna</w:t>
+              <w:t>Dry Float Bed, Salt Cabin, Compression</w:t>
             </w:r>
           </w:p>
         </w:tc>
@@ -1768,7 +1935,7 @@
                 <w:color w:val="4A3A2C"/>
                 <w:sz w:val="17"/>
               </w:rPr>
-              <w:t>Rest zone</w:t>
+              <w:t>Hyperbaric room</w:t>
             </w:r>
           </w:p>
         </w:tc>
@@ -1788,7 +1955,7 @@
                 <w:color w:val="4A3A2C"/>
                 <w:sz w:val="17"/>
               </w:rPr>
-              <w:t>Float tank, Dry Float Bed, Salt Cabin, Compression</w:t>
+              <w:t>Hyperbaric Oxygen (wellness session)</w:t>
             </w:r>
           </w:p>
         </w:tc>
@@ -1808,7 +1975,7 @@
                 <w:color w:val="4A3A2C"/>
                 <w:sz w:val="17"/>
               </w:rPr>
-              <w:t>Host on duty</w:t>
+              <w:t>Senior Host on duty</w:t>
             </w:r>
           </w:p>
         </w:tc>
@@ -1831,7 +1998,7 @@
                 <w:color w:val="4A3A2C"/>
                 <w:sz w:val="17"/>
               </w:rPr>
-              <w:t>Clinical area</w:t>
+              <w:t>Breathwork and sound room</w:t>
             </w:r>
           </w:p>
         </w:tc>
@@ -1852,7 +2019,7 @@
                 <w:color w:val="4A3A2C"/>
                 <w:sz w:val="17"/>
               </w:rPr>
-              <w:t>IV Nutrient Therapy, Hyperbaric Oxygen</w:t>
+              <w:t>Guided Breathwork and Sound Healing, 1:1 and small group</w:t>
             </w:r>
           </w:p>
         </w:tc>
@@ -1873,7 +2040,7 @@
                 <w:color w:val="4A3A2C"/>
                 <w:sz w:val="17"/>
               </w:rPr>
-              <w:t>Clinical Lead</w:t>
+              <w:t>Breathwork &amp; Sound Healing Facilitator</w:t>
             </w:r>
           </w:p>
         </w:tc>
@@ -1895,7 +2062,7 @@
                 <w:color w:val="4A3A2C"/>
                 <w:sz w:val="17"/>
               </w:rPr>
-              <w:t>Breathwork room</w:t>
+              <w:t>Back of house</w:t>
             </w:r>
           </w:p>
         </w:tc>
@@ -1915,7 +2082,7 @@
                 <w:color w:val="4A3A2C"/>
                 <w:sz w:val="17"/>
               </w:rPr>
-              <w:t>Guided Breathwork, 1:1 and small group</w:t>
+              <w:t>In-house laundry, storage, staff room, lockers</w:t>
             </w:r>
           </w:p>
         </w:tc>
@@ -1935,7 +2102,7 @@
                 <w:color w:val="4A3A2C"/>
                 <w:sz w:val="17"/>
               </w:rPr>
-              <w:t>Breathwork Facilitator</w:t>
+              <w:t>Lead Host</w:t>
             </w:r>
           </w:p>
         </w:tc>
@@ -1958,7 +2125,7 @@
                 <w:color w:val="4A3A2C"/>
                 <w:sz w:val="17"/>
               </w:rPr>
-              <w:t>Back of house</w:t>
+              <w:t>Emergency exits and assembly point</w:t>
             </w:r>
           </w:p>
         </w:tc>
@@ -1966,69 +2133,6 @@
           <w:tcPr>
             <w:tcW w:type="dxa" w:w="3137"/>
             <w:shd w:val="clear" w:color="auto" w:fill="FBF5EE"/>
-          </w:tcPr>
-          <w:p>
-            <w:pPr>
-              <w:spacing w:before="40" w:after="40" w:line="276" w:lineRule="auto"/>
-            </w:pPr>
-            <w:r>
-              <w:rPr>
-                <w:rFonts w:ascii="Jost" w:hAnsi="Jost" w:cs="Jost" w:eastAsia="Jost"/>
-                <w:b w:val="0"/>
-                <w:i w:val="0"/>
-                <w:color w:val="4A3A2C"/>
-                <w:sz w:val="17"/>
-              </w:rPr>
-              <w:t>Laundry, storage, staff room, lockers</w:t>
-            </w:r>
-          </w:p>
-        </w:tc>
-        <w:tc>
-          <w:tcPr>
-            <w:tcW w:type="dxa" w:w="3137"/>
-            <w:shd w:val="clear" w:color="auto" w:fill="FBF5EE"/>
-          </w:tcPr>
-          <w:p>
-            <w:pPr>
-              <w:spacing w:before="40" w:after="40" w:line="276" w:lineRule="auto"/>
-            </w:pPr>
-            <w:r>
-              <w:rPr>
-                <w:rFonts w:ascii="Jost" w:hAnsi="Jost" w:cs="Jost" w:eastAsia="Jost"/>
-                <w:b w:val="0"/>
-                <w:i w:val="0"/>
-                <w:color w:val="4A3A2C"/>
-                <w:sz w:val="17"/>
-              </w:rPr>
-              <w:t>Lead Host</w:t>
-            </w:r>
-          </w:p>
-        </w:tc>
-      </w:tr>
-      <w:tr>
-        <w:tc>
-          <w:tcPr>
-            <w:tcW w:type="dxa" w:w="3137"/>
-          </w:tcPr>
-          <w:p>
-            <w:pPr>
-              <w:spacing w:before="40" w:after="40" w:line="276" w:lineRule="auto"/>
-            </w:pPr>
-            <w:r>
-              <w:rPr>
-                <w:rFonts w:ascii="Jost" w:hAnsi="Jost" w:cs="Jost" w:eastAsia="Jost"/>
-                <w:b w:val="0"/>
-                <w:i w:val="0"/>
-                <w:color w:val="4A3A2C"/>
-                <w:sz w:val="17"/>
-              </w:rPr>
-              <w:t>Emergency exits and assembly point</w:t>
-            </w:r>
-          </w:p>
-        </w:tc>
-        <w:tc>
-          <w:tcPr>
-            <w:tcW w:type="dxa" w:w="3137"/>
           </w:tcPr>
           <w:p>
             <w:pPr>
@@ -2049,6 +2153,7 @@
         <w:tc>
           <w:tcPr>
             <w:tcW w:type="dxa" w:w="3137"/>
+            <w:shd w:val="clear" w:color="auto" w:fill="FBF5EE"/>
           </w:tcPr>
           <w:p>
             <w:pPr>
@@ -2319,7 +2424,27 @@
                 <w:color w:val="4A3A2C"/>
                 <w:sz w:val="17"/>
               </w:rPr>
-              <w:t>Elevé Health device orientation; shadowing on the floor</w:t>
+              <w:t xml:space="preserve">Elevé Health device orientation </w:t>
+            </w:r>
+            <w:r>
+              <w:rPr>
+                <w:rFonts w:ascii="Jost" w:hAnsi="Jost" w:cs="Jost" w:eastAsia="Jost"/>
+                <w:b w:val="0"/>
+                <w:i w:val="0"/>
+                <w:color w:val="A6754C"/>
+                <w:sz w:val="17"/>
+              </w:rPr>
+              <w:t>[per Elevé protocol — pending]</w:t>
+            </w:r>
+            <w:r>
+              <w:rPr>
+                <w:rFonts w:ascii="Jost" w:hAnsi="Jost" w:cs="Jost" w:eastAsia="Jost"/>
+                <w:b w:val="0"/>
+                <w:i w:val="0"/>
+                <w:color w:val="4A3A2C"/>
+                <w:sz w:val="17"/>
+              </w:rPr>
+              <w:t>; sit in on a Healer consultation; shadowing on the floor</w:t>
             </w:r>
           </w:p>
         </w:tc>
@@ -2361,7 +2486,7 @@
                 <w:color w:val="4A3A2C"/>
                 <w:sz w:val="17"/>
               </w:rPr>
-              <w:t>Booking system training; shadow a full shift; week-one check-in with your manager</w:t>
+              <w:t>Booking system and WhatsApp lead handling; payments (Apple Pay, card, cash); shadow a full shift; week-one check-in with your manager</w:t>
             </w:r>
           </w:p>
         </w:tc>
@@ -3411,7 +3536,27 @@
           <w:color w:val="4A3A2C"/>
           <w:sz w:val="20"/>
         </w:rPr>
-        <w:t xml:space="preserve"> Lead Host for shift matters; General Manager for HR and pay; Clinical Lead for clinical questions.</w:t>
+        <w:t xml:space="preserve"> Lead Host for shift matters; Healers for guest programmes; General Manager for HR, pay and any health or safety escalation (the General Manager refers to the </w:t>
+      </w:r>
+      <w:r>
+        <w:rPr>
+          <w:rFonts w:ascii="Jost" w:hAnsi="Jost" w:cs="Jost" w:eastAsia="Jost"/>
+          <w:b w:val="0"/>
+          <w:i w:val="0"/>
+          <w:color w:val="A6754C"/>
+          <w:sz w:val="20"/>
+        </w:rPr>
+        <w:t>[Medical Director named on the licence]</w:t>
+      </w:r>
+      <w:r>
+        <w:rPr>
+          <w:rFonts w:ascii="Jost" w:hAnsi="Jost" w:cs="Jost" w:eastAsia="Jost"/>
+          <w:b w:val="0"/>
+          <w:i w:val="0"/>
+          <w:color w:val="4A3A2C"/>
+          <w:sz w:val="20"/>
+        </w:rPr>
+        <w:t xml:space="preserve"> where needed).</w:t>
       </w:r>
     </w:p>
     <w:p>
